--- a/projects/valuepickr-open-screen/docs/Aegis Logistics Ltd.docx
+++ b/projects/valuepickr-open-screen/docs/Aegis Logistics Ltd.docx
@@ -259,6 +259,624 @@
         <w:spacing w:after="120" w:before="280"/>
       </w:pPr>
       <w:r>
+        <w:t xml:space="preserve">Guidance &amp; Expectation Gap</w:t>
+      </w:r>
+    </w:p>
+    <w:p>
+      <w:pPr>
+        <w:spacing w:after="120"/>
+      </w:pPr>
+      <w:r>
+        <w:rPr>
+          <w:i/>
+          <w:iCs/>
+          <w:color w:val="666666"/>
+          <w:sz w:val="18"/>
+          <w:szCs w:val="18"/>
+        </w:rPr>
+        <w:t xml:space="preserve">Management guidance decoded into commitments, graded on the expectation → action → operational → commercial → financial ladder, then compared to what the current price appears to assume. Method: playbook/guidance-and-expectation-gap.md.</w:t>
+      </w:r>
+    </w:p>
+    <w:p>
+      <w:pPr>
+        <w:spacing w:after="120"/>
+      </w:pPr>
+      <w:r>
+        <w:rPr>
+          <w:b/>
+          <w:bCs/>
+          <w:sz w:val="20"/>
+          <w:szCs w:val="20"/>
+        </w:rPr>
+        <w:t xml:space="preserve">Market expectation vs. our path:</w:t>
+      </w:r>
+    </w:p>
+    <w:tbl>
+      <w:tblPr>
+        <w:tblW w:type="dxa" w:w="9000"/>
+        <w:tblBorders>
+          <w:top w:val="single" w:color="auto" w:sz="4"/>
+          <w:left w:val="single" w:color="auto" w:sz="4"/>
+          <w:bottom w:val="single" w:color="auto" w:sz="4"/>
+          <w:right w:val="single" w:color="auto" w:sz="4"/>
+          <w:insideH w:val="single" w:color="auto" w:sz="4"/>
+          <w:insideV w:val="single" w:color="auto" w:sz="4"/>
+        </w:tblBorders>
+      </w:tblPr>
+      <w:tblGrid>
+        <w:gridCol w:w="3200"/>
+        <w:gridCol w:w="5800"/>
+      </w:tblGrid>
+      <w:tr>
+        <w:tc>
+          <w:tcPr>
+            <w:tcW w:type="dxa" w:w="3200"/>
+            <w:shd w:fill="F2F2F2" w:val="clear"/>
+          </w:tcPr>
+          <w:p>
+            <w:r>
+              <w:rPr>
+                <w:b/>
+                <w:bCs/>
+              </w:rPr>
+              <w:t xml:space="preserve">As of</w:t>
+            </w:r>
+          </w:p>
+        </w:tc>
+        <w:tc>
+          <w:tcPr>
+            <w:tcW w:type="dxa" w:w="5800"/>
+          </w:tcPr>
+          <w:p>
+            <w:r>
+              <w:t xml:space="preserve">2026-09-10</w:t>
+            </w:r>
+          </w:p>
+        </w:tc>
+      </w:tr>
+      <w:tr>
+        <w:tc>
+          <w:tcPr>
+            <w:tcW w:type="dxa" w:w="3200"/>
+            <w:shd w:fill="F2F2F2" w:val="clear"/>
+          </w:tcPr>
+          <w:p>
+            <w:r>
+              <w:rPr>
+                <w:b/>
+                <w:bCs/>
+              </w:rPr>
+              <w:t xml:space="preserve">Price / multiple</w:t>
+            </w:r>
+          </w:p>
+        </w:tc>
+        <w:tc>
+          <w:tcPr>
+            <w:tcW w:type="dxa" w:w="5800"/>
+          </w:tcPr>
+          <w:p>
+            <w:r>
+              <w:t xml:space="preserve">Rs 1343 · 37.7x P/E</w:t>
+            </w:r>
+          </w:p>
+        </w:tc>
+      </w:tr>
+      <w:tr>
+        <w:tc>
+          <w:tcPr>
+            <w:tcW w:type="dxa" w:w="3200"/>
+            <w:shd w:fill="F2F2F2" w:val="clear"/>
+          </w:tcPr>
+          <w:p>
+            <w:r>
+              <w:rPr>
+                <w:b/>
+                <w:bCs/>
+              </w:rPr>
+              <w:t xml:space="preserve">Right valuation lens</w:t>
+            </w:r>
+          </w:p>
+        </w:tc>
+        <w:tc>
+          <w:tcPr>
+            <w:tcW w:type="dxa" w:w="5800"/>
+          </w:tcPr>
+          <w:p>
+            <w:r>
+              <w:t xml:space="preserve">P/E</w:t>
+            </w:r>
+          </w:p>
+        </w:tc>
+      </w:tr>
+      <w:tr>
+        <w:tc>
+          <w:tcPr>
+            <w:tcW w:type="dxa" w:w="3200"/>
+            <w:shd w:fill="F2F2F2" w:val="clear"/>
+          </w:tcPr>
+          <w:p>
+            <w:r>
+              <w:rPr>
+                <w:b/>
+                <w:bCs/>
+              </w:rPr>
+              <w:t xml:space="preserve">Price implies</w:t>
+            </w:r>
+          </w:p>
+        </w:tc>
+        <w:tc>
+          <w:tcPr>
+            <w:tcW w:type="dxa" w:w="5800"/>
+          </w:tcPr>
+          <w:p>
+            <w:r>
+              <w:t xml:space="preserve">~38x trailing on a mid-teens-ROCE infrastructure compounder implies ~25-30% EPS CAGR to FY28 against a ~22-25x steady-infra exit; management targets ~Rs 2,500 Cr EBITDA off a Rs 10,000 Cr gross block by FY27</w:t>
+            </w:r>
+          </w:p>
+        </w:tc>
+      </w:tr>
+      <w:tr>
+        <w:tc>
+          <w:tcPr>
+            <w:tcW w:type="dxa" w:w="3200"/>
+            <w:shd w:fill="F2F2F2" w:val="clear"/>
+          </w:tcPr>
+          <w:p>
+            <w:r>
+              <w:rPr>
+                <w:b/>
+                <w:bCs/>
+              </w:rPr>
+              <w:t xml:space="preserve">Our FY27</w:t>
+            </w:r>
+          </w:p>
+        </w:tc>
+        <w:tc>
+          <w:tcPr>
+            <w:tcW w:type="dxa" w:w="5800"/>
+          </w:tcPr>
+          <w:p>
+            <w:r>
+              <w:t xml:space="preserve">normalised EBITDA ~Rs 1,900-2,100 Cr as Mangalore/Pipavav LPG throughput ramps, PAT ~Rs 1,250-1,400 Cr</w:t>
+            </w:r>
+          </w:p>
+        </w:tc>
+      </w:tr>
+      <w:tr>
+        <w:tc>
+          <w:tcPr>
+            <w:tcW w:type="dxa" w:w="3200"/>
+            <w:shd w:fill="F2F2F2" w:val="clear"/>
+          </w:tcPr>
+          <w:p>
+            <w:r>
+              <w:rPr>
+                <w:b/>
+                <w:bCs/>
+              </w:rPr>
+              <w:t xml:space="preserve">Our FY28</w:t>
+            </w:r>
+          </w:p>
+        </w:tc>
+        <w:tc>
+          <w:tcPr>
+            <w:tcW w:type="dxa" w:w="5800"/>
+          </w:tcPr>
+          <w:p>
+            <w:r>
+              <w:t xml:space="preserve">EBITDA toward Rs 2,300-2,500 Cr, PAT ~Rs 1,500-1,700 Cr</w:t>
+            </w:r>
+          </w:p>
+        </w:tc>
+      </w:tr>
+      <w:tr>
+        <w:tc>
+          <w:tcPr>
+            <w:tcW w:type="dxa" w:w="3200"/>
+            <w:shd w:fill="F2F2F2" w:val="clear"/>
+          </w:tcPr>
+          <w:p>
+            <w:r>
+              <w:rPr>
+                <w:b/>
+                <w:bCs/>
+              </w:rPr>
+              <w:t xml:space="preserve">Gap direction</w:t>
+            </w:r>
+          </w:p>
+        </w:tc>
+        <w:tc>
+          <w:tcPr>
+            <w:tcW w:type="dxa" w:w="5800"/>
+          </w:tcPr>
+          <w:p>
+            <w:r>
+              <w:t xml:space="preserve">priced-in</w:t>
+            </w:r>
+          </w:p>
+        </w:tc>
+      </w:tr>
+      <w:tr>
+        <w:tc>
+          <w:tcPr>
+            <w:tcW w:type="dxa" w:w="3200"/>
+            <w:shd w:fill="F2F2F2" w:val="clear"/>
+          </w:tcPr>
+          <w:p>
+            <w:r>
+              <w:rPr>
+                <w:b/>
+                <w:bCs/>
+              </w:rPr>
+              <w:t xml:space="preserve">Gap type</w:t>
+            </w:r>
+          </w:p>
+        </w:tc>
+        <w:tc>
+          <w:tcPr>
+            <w:tcW w:type="dxa" w:w="5800"/>
+          </w:tcPr>
+          <w:p>
+            <w:r>
+              <w:t xml:space="preserve">duration</w:t>
+            </w:r>
+          </w:p>
+        </w:tc>
+      </w:tr>
+      <w:tr>
+        <w:tc>
+          <w:tcPr>
+            <w:tcW w:type="dxa" w:w="3200"/>
+            <w:shd w:fill="F2F2F2" w:val="clear"/>
+          </w:tcPr>
+          <w:p>
+            <w:r>
+              <w:rPr>
+                <w:b/>
+                <w:bCs/>
+              </w:rPr>
+              <w:t xml:space="preserve">Gap magnitude</w:t>
+            </w:r>
+          </w:p>
+        </w:tc>
+        <w:tc>
+          <w:tcPr>
+            <w:tcW w:type="dxa" w:w="5800"/>
+          </w:tcPr>
+          <w:p>
+            <w:r>
+              <w:t xml:space="preserve">-10% (our FY28 PAT vs implied)</w:t>
+            </w:r>
+          </w:p>
+        </w:tc>
+      </w:tr>
+      <w:tr>
+        <w:tc>
+          <w:tcPr>
+            <w:tcW w:type="dxa" w:w="3200"/>
+            <w:shd w:fill="F2F2F2" w:val="clear"/>
+          </w:tcPr>
+          <w:p>
+            <w:r>
+              <w:rPr>
+                <w:b/>
+                <w:bCs/>
+              </w:rPr>
+              <w:t xml:space="preserve">Gap basis</w:t>
+            </w:r>
+          </w:p>
+        </w:tc>
+        <w:tc>
+          <w:tcPr>
+            <w:tcW w:type="dxa" w:w="5800"/>
+          </w:tcPr>
+          <w:p>
+            <w:r>
+              <w:t xml:space="preserve">the well-known Rs 10,000 Cr gross-block / Rs 2,500 Cr EBITDA FY27 target at ~20x EBITDA implies a ~Rs 50,000 Cr mcap - roughly today's level - so the build-out is largely in the price. The $1.5B Tristar acquisition talks are unpriced optionality; ROCE is 13% and falling as capex leads throughput.</w:t>
+            </w:r>
+          </w:p>
+        </w:tc>
+      </w:tr>
+      <w:tr>
+        <w:tc>
+          <w:tcPr>
+            <w:tcW w:type="dxa" w:w="3200"/>
+            <w:shd w:fill="F2F2F2" w:val="clear"/>
+          </w:tcPr>
+          <w:p>
+            <w:r>
+              <w:rPr>
+                <w:b/>
+                <w:bCs/>
+              </w:rPr>
+              <w:t xml:space="preserve">Evidence quality</w:t>
+            </w:r>
+          </w:p>
+        </w:tc>
+        <w:tc>
+          <w:tcPr>
+            <w:tcW w:type="dxa" w:w="5800"/>
+          </w:tcPr>
+          <w:p>
+            <w:r>
+              <w:t xml:space="preserve">moderate</w:t>
+            </w:r>
+          </w:p>
+        </w:tc>
+      </w:tr>
+    </w:tbl>
+    <w:p>
+      <w:pPr>
+        <w:spacing w:after="120"/>
+      </w:pPr>
+      <w:r>
+        <w:rPr>
+          <w:i/>
+          <w:iCs/>
+          <w:color w:val="666666"/>
+          <w:sz w:val="16"/>
+          <w:szCs w:val="16"/>
+        </w:rPr>
+        <w:t xml:space="preserve">no broker consensus; implied path is a reverse-P/E estimate + screener.in forward figures + VP thread view</w:t>
+      </w:r>
+    </w:p>
+    <w:p>
+      <w:pPr>
+        <w:pStyle w:val="Heading1"/>
+        <w:spacing w:after="120" w:before="280"/>
+      </w:pPr>
+      <w:r>
+        <w:t xml:space="preserve">Ishmohit-Lens Checks (value chain · earnings quality · growth trajectory · management · quality metrics · track record · global-signal check)</w:t>
+      </w:r>
+    </w:p>
+    <w:p>
+      <w:pPr>
+        <w:spacing w:after="120"/>
+      </w:pPr>
+      <w:r>
+        <w:rPr>
+          <w:i/>
+          <w:iCs/>
+          <w:color w:val="666666"/>
+          <w:sz w:val="18"/>
+          <w:szCs w:val="18"/>
+        </w:rPr>
+        <w:t xml:space="preserve">Extra checks drawn from @ishmohit1 / SOIC methodology (playbook/ishmohit-soic-style.md): where the company sits in its value chain and what the supply side is doing, whether a margin/PAT inflection is structural or a cyclical peak, the rate-of-change of growth vs. what the multiple demands, and management quality as a positive attribute.</w:t>
+      </w:r>
+    </w:p>
+    <w:p>
+      <w:pPr>
+        <w:spacing w:after="120"/>
+      </w:pPr>
+      <w:r>
+        <w:rPr>
+          <w:b/>
+          <w:bCs/>
+          <w:sz w:val="20"/>
+          <w:szCs w:val="20"/>
+        </w:rPr>
+        <w:t xml:space="preserve">Quality metrics (ROCE · debt · FCF · margin · capex):</w:t>
+      </w:r>
+    </w:p>
+    <w:tbl>
+      <w:tblPr>
+        <w:tblW w:type="dxa" w:w="9000"/>
+        <w:tblBorders>
+          <w:top w:val="single" w:color="auto" w:sz="4"/>
+          <w:left w:val="single" w:color="auto" w:sz="4"/>
+          <w:bottom w:val="single" w:color="auto" w:sz="4"/>
+          <w:right w:val="single" w:color="auto" w:sz="4"/>
+          <w:insideH w:val="single" w:color="auto" w:sz="4"/>
+          <w:insideV w:val="single" w:color="auto" w:sz="4"/>
+        </w:tblBorders>
+      </w:tblPr>
+      <w:tblGrid>
+        <w:gridCol w:w="3200"/>
+        <w:gridCol w:w="5800"/>
+      </w:tblGrid>
+      <w:tr>
+        <w:tc>
+          <w:tcPr>
+            <w:tcW w:type="dxa" w:w="3200"/>
+            <w:shd w:fill="F2F2F2" w:val="clear"/>
+          </w:tcPr>
+          <w:p>
+            <w:r>
+              <w:rPr>
+                <w:b/>
+                <w:bCs/>
+              </w:rPr>
+              <w:t xml:space="preserve">Assessment</w:t>
+            </w:r>
+          </w:p>
+        </w:tc>
+        <w:tc>
+          <w:tcPr>
+            <w:tcW w:type="dxa" w:w="5800"/>
+          </w:tcPr>
+          <w:p>
+            <w:r>
+              <w:t xml:space="preserve">neutral</w:t>
+            </w:r>
+          </w:p>
+        </w:tc>
+      </w:tr>
+      <w:tr>
+        <w:tc>
+          <w:tcPr>
+            <w:tcW w:type="dxa" w:w="3200"/>
+            <w:shd w:fill="F2F2F2" w:val="clear"/>
+          </w:tcPr>
+          <w:p>
+            <w:r>
+              <w:rPr>
+                <w:b/>
+                <w:bCs/>
+              </w:rPr>
+              <w:t xml:space="preserve">ROCE</w:t>
+            </w:r>
+          </w:p>
+        </w:tc>
+        <w:tc>
+          <w:tcPr>
+            <w:tcW w:type="dxa" w:w="5800"/>
+          </w:tcPr>
+          <w:p>
+            <w:r>
+              <w:t xml:space="preserve">13% (declining)</w:t>
+            </w:r>
+          </w:p>
+        </w:tc>
+      </w:tr>
+      <w:tr>
+        <w:tc>
+          <w:tcPr>
+            <w:tcW w:type="dxa" w:w="3200"/>
+            <w:shd w:fill="F2F2F2" w:val="clear"/>
+          </w:tcPr>
+          <w:p>
+            <w:r>
+              <w:rPr>
+                <w:b/>
+                <w:bCs/>
+              </w:rPr>
+              <w:t xml:space="preserve">Leverage</w:t>
+            </w:r>
+          </w:p>
+        </w:tc>
+        <w:tc>
+          <w:tcPr>
+            <w:tcW w:type="dxa" w:w="5800"/>
+          </w:tcPr>
+          <w:p>
+            <w:r>
+              <w:t xml:space="preserve">Net debt/EBITDA 2.3x</w:t>
+            </w:r>
+          </w:p>
+        </w:tc>
+      </w:tr>
+      <w:tr>
+        <w:tc>
+          <w:tcPr>
+            <w:tcW w:type="dxa" w:w="3200"/>
+            <w:shd w:fill="F2F2F2" w:val="clear"/>
+          </w:tcPr>
+          <w:p>
+            <w:r>
+              <w:rPr>
+                <w:b/>
+                <w:bCs/>
+              </w:rPr>
+              <w:t xml:space="preserve">FCF conversion</w:t>
+            </w:r>
+          </w:p>
+        </w:tc>
+        <w:tc>
+          <w:tcPr>
+            <w:tcW w:type="dxa" w:w="5800"/>
+          </w:tcPr>
+          <w:p>
+            <w:r>
+              <w:t xml:space="preserve">-10%</w:t>
+            </w:r>
+          </w:p>
+        </w:tc>
+      </w:tr>
+      <w:tr>
+        <w:tc>
+          <w:tcPr>
+            <w:tcW w:type="dxa" w:w="3200"/>
+            <w:shd w:fill="F2F2F2" w:val="clear"/>
+          </w:tcPr>
+          <w:p>
+            <w:r>
+              <w:rPr>
+                <w:b/>
+                <w:bCs/>
+              </w:rPr>
+              <w:t xml:space="preserve">Margin trend</w:t>
+            </w:r>
+          </w:p>
+        </w:tc>
+        <w:tc>
+          <w:tcPr>
+            <w:tcW w:type="dxa" w:w="5800"/>
+          </w:tcPr>
+          <w:p>
+            <w:r>
+              <w:t xml:space="preserve">expanding</w:t>
+            </w:r>
+          </w:p>
+        </w:tc>
+      </w:tr>
+      <w:tr>
+        <w:tc>
+          <w:tcPr>
+            <w:tcW w:type="dxa" w:w="3200"/>
+            <w:shd w:fill="F2F2F2" w:val="clear"/>
+          </w:tcPr>
+          <w:p>
+            <w:r>
+              <w:rPr>
+                <w:b/>
+                <w:bCs/>
+              </w:rPr>
+              <w:t xml:space="preserve">Capex efficiency</w:t>
+            </w:r>
+          </w:p>
+        </w:tc>
+        <w:tc>
+          <w:tcPr>
+            <w:tcW w:type="dxa" w:w="5800"/>
+          </w:tcPr>
+          <w:p>
+            <w:r>
+              <w:t xml:space="preserve">neutral</w:t>
+            </w:r>
+          </w:p>
+        </w:tc>
+      </w:tr>
+    </w:tbl>
+    <w:p>
+      <w:pPr>
+        <w:spacing w:after="60" w:before="120"/>
+      </w:pPr>
+      <w:r>
+        <w:rPr>
+          <w:b/>
+          <w:bCs/>
+          <w:sz w:val="20"/>
+          <w:szCs w:val="20"/>
+        </w:rPr>
+        <w:t xml:space="preserve">Track record (Coffee Can persistence check): </w:t>
+      </w:r>
+      <w:r>
+        <w:rPr>
+          <w:sz w:val="20"/>
+          <w:szCs w:val="20"/>
+        </w:rPr>
+        <w:t xml:space="preserve">cleared revenue growth ≥10% AND ROCE ≥15% in 3 of the last 8 years (consistency_score 38)</w:t>
+      </w:r>
+    </w:p>
+    <w:p>
+      <w:pPr>
+        <w:spacing w:after="120"/>
+      </w:pPr>
+      <w:r>
+        <w:rPr>
+          <w:color w:val="666666"/>
+          <w:sz w:val="18"/>
+          <w:szCs w:val="18"/>
+        </w:rPr>
+        <w:t xml:space="preserve">FY19-FY26 screener consolidated. Both revenue growth &gt;=10% AND ROCE &gt;=15% in the same FY: FY19, FY22, FY23. Reported revenue is LPG-price-linked trading and very lumpy (FY21 -46%, FY23 +86%, FY24 -18%), so the growth test is noisy; the cleaner read is ROCE drifting 17%-&gt;13% FY22-&gt;FY26 as the gross block builds toward Rs 10,000 Cr ahead of throughput. FY26 ROCE 13% misses the bar.</w:t>
+      </w:r>
+    </w:p>
+    <w:p>
+      <w:pPr>
+        <w:pStyle w:val="Heading1"/>
+        <w:spacing w:after="120" w:before="280"/>
+      </w:pPr>
+      <w:r>
         <w:t xml:space="preserve">Technical Read (Weekly / Monthly MACD + Bollinger Bands, or RSI/CCI/Williams %R proxy)</w:t>
       </w:r>
     </w:p>
@@ -545,6 +1163,34 @@
           <w:szCs w:val="24"/>
         </w:rPr>
         <w:t xml:space="preserve">neither</w:t>
+      </w:r>
+    </w:p>
+    <w:p>
+      <w:pPr>
+        <w:spacing w:after="120"/>
+      </w:pPr>
+      <w:r>
+        <w:rPr>
+          <w:color w:val="666666"/>
+          <w:sz w:val="20"/>
+          <w:szCs w:val="20"/>
+        </w:rPr>
+        <w:t xml:space="preserve">4-box gate — tailwind: yes · TAM: no · moat: yes · valuation: no  (score 2 / 4)</w:t>
+      </w:r>
+    </w:p>
+    <w:p>
+      <w:pPr>
+        <w:spacing w:after="120"/>
+      </w:pPr>
+      <w:r>
+        <w:rPr>
+          <w:i/>
+          <w:iCs/>
+          <w:color w:val="666666"/>
+          <w:sz w:val="20"/>
+          <w:szCs w:val="20"/>
+        </w:rPr>
+        <w:t xml:space="preserve">New LPG capacity (Mangalore/Pipavav tripling throughput) + ammonia terminal/green-ammonia optionality + $1.5B Tristar acquisition talks is a real structural growth story; explicit large-cap size (~Rs46,913cr) with the stock already trading near management's own implied Sep-2027 target rules out tam; genuine port/jetty infrastructure moat being built; no fresh valuation cushion — no. Community's own veteran holder frames this as a 5+yr infrastructure compounder, not a fast-return stock.</w:t>
       </w:r>
     </w:p>
     <w:p>
